--- a/NEU/Osztaly12/OTHER/Deutsch/worters.docx
+++ b/NEU/Osztaly12/OTHER/Deutsch/worters.docx
@@ -4,33 +4,71 @@
   <w:body>
     <w:p>
       <w:r>
-        <w:t>die geduldig – türelmes</w:t>
-      </w:r>
-    </w:p>
-    <w:p>
-      <w:r>
-        <w:t>nützen – használni</w:t>
-      </w:r>
-    </w:p>
-    <w:p>
-      <w:r>
-        <w:t>die Arbeitestumgebung – munkakörnyezet</w:t>
-      </w:r>
-    </w:p>
-    <w:p>
-      <w:r>
-        <w:t>wiederholen – ismételni</w:t>
-      </w:r>
-    </w:p>
-    <w:p>
-      <w:r>
-        <w:t>die Ruhe – nyugalom</w:t>
-      </w:r>
-    </w:p>
-    <w:p>
-      <w:r>
-        <w:t>bewegen – mozogni</w:t>
-      </w:r>
+        <w:t xml:space="preserve">die geduldig – </w:t>
+      </w:r>
+      <w:proofErr w:type="spellStart"/>
+      <w:r>
+        <w:t>türelmes</w:t>
+      </w:r>
+      <w:proofErr w:type="spellEnd"/>
+    </w:p>
+    <w:p>
+      <w:r>
+        <w:t xml:space="preserve">nützen – </w:t>
+      </w:r>
+      <w:proofErr w:type="spellStart"/>
+      <w:r>
+        <w:t>használni</w:t>
+      </w:r>
+      <w:proofErr w:type="spellEnd"/>
+    </w:p>
+    <w:p>
+      <w:r>
+        <w:t xml:space="preserve">die </w:t>
+      </w:r>
+      <w:proofErr w:type="spellStart"/>
+      <w:r>
+        <w:t>Arbeitestumgebung</w:t>
+      </w:r>
+      <w:proofErr w:type="spellEnd"/>
+      <w:r>
+        <w:t xml:space="preserve"> – </w:t>
+      </w:r>
+      <w:proofErr w:type="spellStart"/>
+      <w:r>
+        <w:t>munkakörnyezet</w:t>
+      </w:r>
+      <w:proofErr w:type="spellEnd"/>
+    </w:p>
+    <w:p>
+      <w:r>
+        <w:t xml:space="preserve">wiederholen – </w:t>
+      </w:r>
+      <w:proofErr w:type="spellStart"/>
+      <w:r>
+        <w:t>ismételni</w:t>
+      </w:r>
+      <w:proofErr w:type="spellEnd"/>
+    </w:p>
+    <w:p>
+      <w:r>
+        <w:t xml:space="preserve">die Ruhe – </w:t>
+      </w:r>
+      <w:proofErr w:type="spellStart"/>
+      <w:r>
+        <w:t>nyugalom</w:t>
+      </w:r>
+      <w:proofErr w:type="spellEnd"/>
+    </w:p>
+    <w:p>
+      <w:r>
+        <w:t xml:space="preserve">bewegen – </w:t>
+      </w:r>
+      <w:proofErr w:type="spellStart"/>
+      <w:r>
+        <w:t>mozogni</w:t>
+      </w:r>
+      <w:proofErr w:type="spellEnd"/>
     </w:p>
     <w:p>
       <w:r>
@@ -40,38 +78,110 @@
         <w:t>–</w:t>
       </w:r>
       <w:r>
-        <w:t xml:space="preserve"> időközben</w:t>
-      </w:r>
-    </w:p>
-    <w:p>
-      <w:r>
-        <w:t>diejenigen – azok, azokat a vmiket</w:t>
-      </w:r>
-    </w:p>
-    <w:p>
-      <w:r>
-        <w:t>schwierigkeiten – nehézség</w:t>
-      </w:r>
-    </w:p>
-    <w:p>
-      <w:r>
-        <w:t>Gedächtnis – emlékezet</w:t>
-      </w:r>
-    </w:p>
-    <w:p>
-      <w:r>
-        <w:t>vor allem – elsősorba/főképpen</w:t>
-      </w:r>
-    </w:p>
-    <w:p>
-      <w:r>
-        <w:t>abhören – kikérdez, meghallgat</w:t>
-      </w:r>
-    </w:p>
-    <w:p>
-      <w:r>
-        <w:t>aufmerksam – figyelmes</w:t>
-      </w:r>
+        <w:t xml:space="preserve"> </w:t>
+      </w:r>
+      <w:proofErr w:type="spellStart"/>
+      <w:r>
+        <w:t>időközben</w:t>
+      </w:r>
+      <w:proofErr w:type="spellEnd"/>
+    </w:p>
+    <w:p>
+      <w:r>
+        <w:t xml:space="preserve">diejenigen – </w:t>
+      </w:r>
+      <w:proofErr w:type="spellStart"/>
+      <w:r>
+        <w:t>azok</w:t>
+      </w:r>
+      <w:proofErr w:type="spellEnd"/>
+      <w:r>
+        <w:t xml:space="preserve">, </w:t>
+      </w:r>
+      <w:proofErr w:type="spellStart"/>
+      <w:r>
+        <w:t>azokat</w:t>
+      </w:r>
+      <w:proofErr w:type="spellEnd"/>
+      <w:r>
+        <w:t xml:space="preserve"> a </w:t>
+      </w:r>
+      <w:proofErr w:type="spellStart"/>
+      <w:r>
+        <w:t>vmiket</w:t>
+      </w:r>
+      <w:proofErr w:type="spellEnd"/>
+    </w:p>
+    <w:p>
+      <w:proofErr w:type="spellStart"/>
+      <w:r>
+        <w:t>schwierigkeiten</w:t>
+      </w:r>
+      <w:proofErr w:type="spellEnd"/>
+      <w:r>
+        <w:t xml:space="preserve"> – </w:t>
+      </w:r>
+      <w:proofErr w:type="spellStart"/>
+      <w:r>
+        <w:t>nehézség</w:t>
+      </w:r>
+      <w:proofErr w:type="spellEnd"/>
+    </w:p>
+    <w:p>
+      <w:r>
+        <w:t xml:space="preserve">Gedächtnis – </w:t>
+      </w:r>
+      <w:proofErr w:type="spellStart"/>
+      <w:r>
+        <w:t>emlékezet</w:t>
+      </w:r>
+      <w:proofErr w:type="spellEnd"/>
+    </w:p>
+    <w:p>
+      <w:r>
+        <w:t xml:space="preserve">vor allem – </w:t>
+      </w:r>
+      <w:proofErr w:type="spellStart"/>
+      <w:r>
+        <w:t>elsősorba</w:t>
+      </w:r>
+      <w:proofErr w:type="spellEnd"/>
+      <w:r>
+        <w:t>/</w:t>
+      </w:r>
+      <w:proofErr w:type="spellStart"/>
+      <w:r>
+        <w:t>főképpen</w:t>
+      </w:r>
+      <w:proofErr w:type="spellEnd"/>
+    </w:p>
+    <w:p>
+      <w:r>
+        <w:t xml:space="preserve">abhören – </w:t>
+      </w:r>
+      <w:proofErr w:type="spellStart"/>
+      <w:r>
+        <w:t>kikérdez</w:t>
+      </w:r>
+      <w:proofErr w:type="spellEnd"/>
+      <w:r>
+        <w:t xml:space="preserve">, </w:t>
+      </w:r>
+      <w:proofErr w:type="spellStart"/>
+      <w:r>
+        <w:t>meghallgat</w:t>
+      </w:r>
+      <w:proofErr w:type="spellEnd"/>
+    </w:p>
+    <w:p>
+      <w:r>
+        <w:t xml:space="preserve">aufmerksam – </w:t>
+      </w:r>
+      <w:proofErr w:type="spellStart"/>
+      <w:r>
+        <w:t>figyelmes</w:t>
+      </w:r>
+      <w:proofErr w:type="spellEnd"/>
     </w:p>
     <w:p>
       <w:r>
@@ -81,64 +191,177 @@
         <w:t>–</w:t>
       </w:r>
       <w:r>
-        <w:t xml:space="preserve"> felkés</w:t>
+        <w:t xml:space="preserve"> </w:t>
+      </w:r>
+      <w:proofErr w:type="spellStart"/>
+      <w:r>
+        <w:t>felkés</w:t>
       </w:r>
       <w:r>
         <w:t>zülni</w:t>
       </w:r>
-    </w:p>
-    <w:p>
-      <w:r>
-        <w:t>sich bescheäftigen – foglalkozik vmivel</w:t>
-      </w:r>
-    </w:p>
-    <w:p>
-      <w:r>
-        <w:t>erledigen – elvégezni</w:t>
-      </w:r>
-    </w:p>
-    <w:p>
-      <w:r>
-        <w:t>eledigt – elvégzett</w:t>
-      </w:r>
-    </w:p>
-    <w:p>
-      <w:r>
-        <w:t>währen – alatt (időben)</w:t>
-      </w:r>
-    </w:p>
-    <w:p>
-      <w:r>
-        <w:t>Blick – pillantás</w:t>
-      </w:r>
-    </w:p>
-    <w:p>
-      <w:r>
-        <w:t>hersteller – elkészítés</w:t>
-      </w:r>
-    </w:p>
-    <w:p>
-      <w:r>
-        <w:t>basteln – kézműveskedni, barkácsolni</w:t>
-      </w:r>
-    </w:p>
-    <w:p>
-      <w:r>
-        <w:t>nahestenden – közelálló</w:t>
-      </w:r>
+      <w:proofErr w:type="spellEnd"/>
+    </w:p>
+    <w:p>
+      <w:r>
+        <w:t xml:space="preserve">sich </w:t>
+      </w:r>
+      <w:proofErr w:type="spellStart"/>
+      <w:r>
+        <w:t>bescheäftigen</w:t>
+      </w:r>
+      <w:proofErr w:type="spellEnd"/>
+      <w:r>
+        <w:t xml:space="preserve"> – </w:t>
+      </w:r>
+      <w:proofErr w:type="spellStart"/>
+      <w:r>
+        <w:t>foglalkozik</w:t>
+      </w:r>
+      <w:proofErr w:type="spellEnd"/>
+      <w:r>
+        <w:t xml:space="preserve"> </w:t>
+      </w:r>
+      <w:proofErr w:type="spellStart"/>
+      <w:r>
+        <w:t>vmivel</w:t>
+      </w:r>
+      <w:proofErr w:type="spellEnd"/>
+    </w:p>
+    <w:p>
+      <w:r>
+        <w:t xml:space="preserve">erledigen – </w:t>
+      </w:r>
+      <w:proofErr w:type="spellStart"/>
+      <w:r>
+        <w:t>elvégezni</w:t>
+      </w:r>
+      <w:proofErr w:type="spellEnd"/>
+    </w:p>
+    <w:p>
+      <w:proofErr w:type="spellStart"/>
+      <w:r>
+        <w:t>eledigt</w:t>
+      </w:r>
+      <w:proofErr w:type="spellEnd"/>
+      <w:r>
+        <w:t xml:space="preserve"> – </w:t>
+      </w:r>
+      <w:proofErr w:type="spellStart"/>
+      <w:r>
+        <w:t>elvégzett</w:t>
+      </w:r>
+      <w:proofErr w:type="spellEnd"/>
+    </w:p>
+    <w:p>
+      <w:r>
+        <w:t xml:space="preserve">währen – </w:t>
+      </w:r>
+      <w:proofErr w:type="spellStart"/>
+      <w:r>
+        <w:t>alatt</w:t>
+      </w:r>
+      <w:proofErr w:type="spellEnd"/>
+      <w:r>
+        <w:t xml:space="preserve"> (</w:t>
+      </w:r>
+      <w:proofErr w:type="spellStart"/>
+      <w:r>
+        <w:t>időben</w:t>
+      </w:r>
+      <w:proofErr w:type="spellEnd"/>
+      <w:r>
+        <w:t>)</w:t>
+      </w:r>
+    </w:p>
+    <w:p>
+      <w:r>
+        <w:t xml:space="preserve">Blick – </w:t>
+      </w:r>
+      <w:proofErr w:type="spellStart"/>
+      <w:r>
+        <w:t>pillantás</w:t>
+      </w:r>
+      <w:proofErr w:type="spellEnd"/>
+    </w:p>
+    <w:p>
+      <w:proofErr w:type="spellStart"/>
+      <w:r>
+        <w:t>hersteller</w:t>
+      </w:r>
+      <w:proofErr w:type="spellEnd"/>
+      <w:r>
+        <w:t xml:space="preserve"> – </w:t>
+      </w:r>
+      <w:proofErr w:type="spellStart"/>
+      <w:r>
+        <w:t>elkészítés</w:t>
+      </w:r>
+      <w:proofErr w:type="spellEnd"/>
+    </w:p>
+    <w:p>
+      <w:r>
+        <w:t xml:space="preserve">basteln – </w:t>
+      </w:r>
+      <w:proofErr w:type="spellStart"/>
+      <w:r>
+        <w:t>kézműveskedni</w:t>
+      </w:r>
+      <w:proofErr w:type="spellEnd"/>
+      <w:r>
+        <w:t xml:space="preserve">, </w:t>
+      </w:r>
+      <w:proofErr w:type="spellStart"/>
+      <w:r>
+        <w:t>barkácsolni</w:t>
+      </w:r>
+      <w:proofErr w:type="spellEnd"/>
+    </w:p>
+    <w:p>
+      <w:proofErr w:type="spellStart"/>
+      <w:r>
+        <w:t>nahestenden</w:t>
+      </w:r>
+      <w:proofErr w:type="spellEnd"/>
+      <w:r>
+        <w:t xml:space="preserve"> – </w:t>
+      </w:r>
+      <w:proofErr w:type="spellStart"/>
+      <w:r>
+        <w:t>közelálló</w:t>
+      </w:r>
+      <w:proofErr w:type="spellEnd"/>
     </w:p>
     <w:p>
       <w:r>
         <w:t>sich freuen über</w:t>
       </w:r>
       <w:r>
-        <w:t xml:space="preserve"> etw. – örülni valaminek</w:t>
-      </w:r>
-    </w:p>
-    <w:p>
-      <w:r>
-        <w:t>Briefkasten – postaláda</w:t>
-      </w:r>
+        <w:t xml:space="preserve"> etw. – </w:t>
+      </w:r>
+      <w:proofErr w:type="spellStart"/>
+      <w:r>
+        <w:t>örülni</w:t>
+      </w:r>
+      <w:proofErr w:type="spellEnd"/>
+      <w:r>
+        <w:t xml:space="preserve"> </w:t>
+      </w:r>
+      <w:proofErr w:type="spellStart"/>
+      <w:r>
+        <w:t>valaminek</w:t>
+      </w:r>
+      <w:proofErr w:type="spellEnd"/>
+    </w:p>
+    <w:p>
+      <w:r>
+        <w:t xml:space="preserve">Briefkasten – </w:t>
+      </w:r>
+      <w:proofErr w:type="spellStart"/>
+      <w:r>
+        <w:t>postaláda</w:t>
+      </w:r>
+      <w:proofErr w:type="spellEnd"/>
     </w:p>
     <w:p>
       <w:r>
@@ -147,6 +370,9 @@
     </w:p>
     <w:p>
       <w:r>
+        <w:rPr>
+          <w:noProof/>
+        </w:rPr>
         <w:lastRenderedPageBreak/>
         <w:drawing>
           <wp:inline distT="0" distB="0" distL="0" distR="0" wp14:anchorId="22B8416D" wp14:editId="11B2C060">
@@ -184,6 +410,180 @@
           </wp:inline>
         </w:drawing>
       </w:r>
+    </w:p>
+    <w:p/>
+    <w:p>
+      <w:r>
+        <w:t xml:space="preserve">sammeln – </w:t>
+      </w:r>
+      <w:proofErr w:type="spellStart"/>
+      <w:r>
+        <w:t>gyűjtés</w:t>
+      </w:r>
+      <w:proofErr w:type="spellEnd"/>
+    </w:p>
+    <w:p>
+      <w:r>
+        <w:t>werfen -</w:t>
+      </w:r>
+      <w:proofErr w:type="spellStart"/>
+      <w:r>
+        <w:t>dobni</w:t>
+      </w:r>
+      <w:proofErr w:type="spellEnd"/>
+    </w:p>
+    <w:p>
+      <w:r>
+        <w:t xml:space="preserve">öffentlich – </w:t>
+      </w:r>
+      <w:proofErr w:type="spellStart"/>
+      <w:r>
+        <w:t>nyilvános</w:t>
+      </w:r>
+      <w:proofErr w:type="spellEnd"/>
+    </w:p>
+    <w:p>
+      <w:r>
+        <w:t xml:space="preserve">ziemlich – </w:t>
+      </w:r>
+      <w:proofErr w:type="spellStart"/>
+      <w:r>
+        <w:t>eléggé</w:t>
+      </w:r>
+      <w:proofErr w:type="spellEnd"/>
+    </w:p>
+    <w:p>
+      <w:proofErr w:type="spellStart"/>
+      <w:r>
+        <w:t>mannschaft</w:t>
+      </w:r>
+      <w:proofErr w:type="spellEnd"/>
+      <w:r>
+        <w:t xml:space="preserve"> – </w:t>
+      </w:r>
+      <w:proofErr w:type="spellStart"/>
+      <w:r>
+        <w:t>csapat</w:t>
+      </w:r>
+      <w:proofErr w:type="spellEnd"/>
+    </w:p>
+    <w:p>
+      <w:r>
+        <w:t>zusammenbleiben</w:t>
+      </w:r>
+      <w:r>
+        <w:t xml:space="preserve"> – </w:t>
+      </w:r>
+      <w:proofErr w:type="spellStart"/>
+      <w:r>
+        <w:t>együtmaradni</w:t>
+      </w:r>
+      <w:proofErr w:type="spellEnd"/>
+    </w:p>
+    <w:p>
+      <w:proofErr w:type="spellStart"/>
+      <w:r>
+        <w:t>nachbarschaft</w:t>
+      </w:r>
+      <w:proofErr w:type="spellEnd"/>
+      <w:r>
+        <w:t xml:space="preserve"> – </w:t>
+      </w:r>
+      <w:proofErr w:type="spellStart"/>
+      <w:r>
+        <w:t>szomszédság</w:t>
+      </w:r>
+      <w:proofErr w:type="spellEnd"/>
+    </w:p>
+    <w:p>
+      <w:r>
+        <w:t>verändern</w:t>
+      </w:r>
+      <w:r>
+        <w:t xml:space="preserve"> – </w:t>
+      </w:r>
+      <w:proofErr w:type="spellStart"/>
+      <w:r>
+        <w:t>megváltozik</w:t>
+      </w:r>
+      <w:proofErr w:type="spellEnd"/>
+    </w:p>
+    <w:p>
+      <w:r>
+        <w:t xml:space="preserve">stattfinden – </w:t>
+      </w:r>
+      <w:proofErr w:type="spellStart"/>
+      <w:r>
+        <w:t>zajlani</w:t>
+      </w:r>
+      <w:proofErr w:type="spellEnd"/>
+    </w:p>
+    <w:p>
+      <w:r>
+        <w:t xml:space="preserve">unterschiedliche – </w:t>
+      </w:r>
+      <w:proofErr w:type="spellStart"/>
+      <w:r>
+        <w:t>különböző</w:t>
+      </w:r>
+      <w:proofErr w:type="spellEnd"/>
+      <w:r>
+        <w:t>/</w:t>
+      </w:r>
+      <w:proofErr w:type="spellStart"/>
+      <w:r>
+        <w:t>eltérő</w:t>
+      </w:r>
+      <w:proofErr w:type="spellEnd"/>
+    </w:p>
+    <w:p>
+      <w:r>
+        <w:t>erfolgreich</w:t>
+      </w:r>
+      <w:r>
+        <w:t xml:space="preserve"> – </w:t>
+      </w:r>
+      <w:proofErr w:type="spellStart"/>
+      <w:r>
+        <w:t>sikeres</w:t>
+      </w:r>
+      <w:proofErr w:type="spellEnd"/>
+    </w:p>
+    <w:p>
+      <w:proofErr w:type="spellStart"/>
+      <w:r>
+        <w:t>siegerteam</w:t>
+      </w:r>
+      <w:proofErr w:type="spellEnd"/>
+      <w:r>
+        <w:t xml:space="preserve"> – </w:t>
+      </w:r>
+      <w:proofErr w:type="spellStart"/>
+      <w:r>
+        <w:t>nyertes</w:t>
+      </w:r>
+      <w:proofErr w:type="spellEnd"/>
+      <w:r>
+        <w:t xml:space="preserve"> </w:t>
+      </w:r>
+      <w:proofErr w:type="spellStart"/>
+      <w:r>
+        <w:t>csapat</w:t>
+      </w:r>
+      <w:proofErr w:type="spellEnd"/>
+    </w:p>
+    <w:p>
+      <w:r>
+        <w:t>Freudenschrei</w:t>
+      </w:r>
+      <w:r>
+        <w:t xml:space="preserve"> - </w:t>
+      </w:r>
+      <w:proofErr w:type="spellStart"/>
+      <w:r>
+        <w:t>örömkiáltás</w:t>
+      </w:r>
+      <w:proofErr w:type="spellEnd"/>
     </w:p>
     <w:sectPr>
       <w:pgSz w:w="11906" w:h="16838"/>
